--- a/test_data/smlouva_gdpr_test_133_anon.docx
+++ b/test_data/smlouva_gdpr_test_133_anon.docx
@@ -26,7 +26,7 @@
     </w:p>
     <w:p>
       <w:r>
-        <w:t xml:space="preserve">   [[ADDRESS_1]]</w:t>
+        <w:t xml:space="preserve">   Sídlo: [[ADDRESS_1]]</w:t>
       </w:r>
     </w:p>
     <w:p>
@@ -271,7 +271,7 @@
     </w:p>
     <w:p>
       <w:r>
-        <w:t>4. Doručování faktur a zpráv: e‑mailem na [[EMAIL_3]] nebo [[EMAIL_2]], [[ADDRESS_4]].</w:t>
+        <w:t>4. Doručování faktur a zpráv: e‑mailem na [[EMAIL_3]] nebo [[EMAIL_2]], případně písemně [[ADDRESS_3]].</w:t>
       </w:r>
     </w:p>
     <w:p>
@@ -384,7 +384,7 @@
     </w:p>
     <w:p>
       <w:r>
-        <w:t>7. Veškerá korespondence mezi [[PERSON_1]] a [[PERSON_2]] může být vedena e‑mailem na adresy [[EMAIL_2]] a [[EMAIL_3]]; [[ADDRESS_5]].</w:t>
+        <w:t>7. Veškerá korespondence mezi [[PERSON_1]] a [[PERSON_2]] může být vedena e‑mailem na adresy [[EMAIL_2]] a [[EMAIL_3]]; písemné doručení [[ADDRESS_3]].</w:t>
       </w:r>
     </w:p>
     <w:p>
@@ -482,7 +482,7 @@
     </w:p>
     <w:p>
       <w:r>
-        <w:t>3. V případě sporu se strany pokusí o dohodu; nedojde-li k ní, příslušný je obecný soud podle sídla odpůrce. [[ADDRESS_6]] [[ADDRESS_7]] [[PERSON_1]].</w:t>
+        <w:t>3. V případě sporu se strany pokusí o dohodu; nedojde-li k ní, příslušný je obecný soud podle sídla odpůrce. Pro účely doručování se používá [[ADDRESS_3]] pro [[PERSON_2]] a [[ADDRESS_2]] pro [[PERSON_1]].</w:t>
       </w:r>
     </w:p>
     <w:p/>
@@ -514,6 +514,12 @@
       </w:r>
     </w:p>
     <w:sectPr>
+      <w:headerReference w:type="default" r:id="rId9"/>
+      <w:footerReference w:type="default" r:id="rId10"/>
+      <w:headerReference w:type="first" r:id="rId11"/>
+      <w:footerReference w:type="first" r:id="rId12"/>
+      <w:headerReference w:type="even" r:id="rId13"/>
+      <w:footerReference w:type="even" r:id="rId14"/>
       <w:pgSz w:w="12240" w:h="15840"/>
       <w:pgMar w:top="1440" w:right="1800" w:bottom="1440" w:left="1800" w:header="720" w:footer="720" w:gutter="0"/>
       <w:cols w:space="720"/>
@@ -521,6 +527,66 @@
     </w:sectPr>
   </w:body>
 </w:document>
+</file>
+
+<file path=word/footer1.xml><?xml version="1.0" encoding="utf-8"?>
+<w:ftr xmlns:m="http://schemas.openxmlformats.org/officeDocument/2006/math" xmlns:mc="http://schemas.openxmlformats.org/markup-compatibility/2006" xmlns:mo="http://schemas.microsoft.com/office/mac/office/2008/main" xmlns:mv="urn:schemas-microsoft-com:mac:vml" xmlns:o="urn:schemas-microsoft-com:office:office" xmlns:r="http://schemas.openxmlformats.org/officeDocument/2006/relationships" xmlns:v="urn:schemas-microsoft-com:vml" xmlns:w10="urn:schemas-microsoft-com:office:word" xmlns:w14="http://schemas.microsoft.com/office/word/2010/wordml" xmlns:w="http://schemas.openxmlformats.org/wordprocessingml/2006/main" xmlns:wne="http://schemas.microsoft.com/office/word/2006/wordml" xmlns:wp14="http://schemas.microsoft.com/office/word/2010/wordprocessingDrawing" xmlns:wp="http://schemas.openxmlformats.org/drawingml/2006/wordprocessingDrawing" xmlns:wpc="http://schemas.microsoft.com/office/word/2010/wordprocessingCanvas" xmlns:wpg="http://schemas.microsoft.com/office/word/2010/wordprocessingGroup" xmlns:wpi="http://schemas.microsoft.com/office/word/2010/wordprocessingInk" xmlns:wps="http://schemas.microsoft.com/office/word/2010/wordprocessingShape" mc:Ignorable="w14 wp14">
+  <w:p>
+    <w:pPr>
+      <w:pStyle w:val="Footer"/>
+    </w:pPr>
+  </w:p>
+</w:ftr>
+</file>
+
+<file path=word/footer2.xml><?xml version="1.0" encoding="utf-8"?>
+<w:ftr xmlns:m="http://schemas.openxmlformats.org/officeDocument/2006/math" xmlns:mc="http://schemas.openxmlformats.org/markup-compatibility/2006" xmlns:mo="http://schemas.microsoft.com/office/mac/office/2008/main" xmlns:mv="urn:schemas-microsoft-com:mac:vml" xmlns:o="urn:schemas-microsoft-com:office:office" xmlns:r="http://schemas.openxmlformats.org/officeDocument/2006/relationships" xmlns:v="urn:schemas-microsoft-com:vml" xmlns:w10="urn:schemas-microsoft-com:office:word" xmlns:w14="http://schemas.microsoft.com/office/word/2010/wordml" xmlns:w="http://schemas.openxmlformats.org/wordprocessingml/2006/main" xmlns:wne="http://schemas.microsoft.com/office/word/2006/wordml" xmlns:wp14="http://schemas.microsoft.com/office/word/2010/wordprocessingDrawing" xmlns:wp="http://schemas.openxmlformats.org/drawingml/2006/wordprocessingDrawing" xmlns:wpc="http://schemas.microsoft.com/office/word/2010/wordprocessingCanvas" xmlns:wpg="http://schemas.microsoft.com/office/word/2010/wordprocessingGroup" xmlns:wpi="http://schemas.microsoft.com/office/word/2010/wordprocessingInk" xmlns:wps="http://schemas.microsoft.com/office/word/2010/wordprocessingShape" mc:Ignorable="w14 wp14">
+  <w:p>
+    <w:pPr>
+      <w:pStyle w:val="Footer"/>
+    </w:pPr>
+  </w:p>
+</w:ftr>
+</file>
+
+<file path=word/footer3.xml><?xml version="1.0" encoding="utf-8"?>
+<w:ftr xmlns:m="http://schemas.openxmlformats.org/officeDocument/2006/math" xmlns:mc="http://schemas.openxmlformats.org/markup-compatibility/2006" xmlns:mo="http://schemas.microsoft.com/office/mac/office/2008/main" xmlns:mv="urn:schemas-microsoft-com:mac:vml" xmlns:o="urn:schemas-microsoft-com:office:office" xmlns:r="http://schemas.openxmlformats.org/officeDocument/2006/relationships" xmlns:v="urn:schemas-microsoft-com:vml" xmlns:w10="urn:schemas-microsoft-com:office:word" xmlns:w14="http://schemas.microsoft.com/office/word/2010/wordml" xmlns:w="http://schemas.openxmlformats.org/wordprocessingml/2006/main" xmlns:wne="http://schemas.microsoft.com/office/word/2006/wordml" xmlns:wp14="http://schemas.microsoft.com/office/word/2010/wordprocessingDrawing" xmlns:wp="http://schemas.openxmlformats.org/drawingml/2006/wordprocessingDrawing" xmlns:wpc="http://schemas.microsoft.com/office/word/2010/wordprocessingCanvas" xmlns:wpg="http://schemas.microsoft.com/office/word/2010/wordprocessingGroup" xmlns:wpi="http://schemas.microsoft.com/office/word/2010/wordprocessingInk" xmlns:wps="http://schemas.microsoft.com/office/word/2010/wordprocessingShape" mc:Ignorable="w14 wp14">
+  <w:p>
+    <w:pPr>
+      <w:pStyle w:val="Footer"/>
+    </w:pPr>
+  </w:p>
+</w:ftr>
+</file>
+
+<file path=word/header1.xml><?xml version="1.0" encoding="utf-8"?>
+<w:hdr xmlns:m="http://schemas.openxmlformats.org/officeDocument/2006/math" xmlns:mc="http://schemas.openxmlformats.org/markup-compatibility/2006" xmlns:mo="http://schemas.microsoft.com/office/mac/office/2008/main" xmlns:mv="urn:schemas-microsoft-com:mac:vml" xmlns:o="urn:schemas-microsoft-com:office:office" xmlns:r="http://schemas.openxmlformats.org/officeDocument/2006/relationships" xmlns:v="urn:schemas-microsoft-com:vml" xmlns:w10="urn:schemas-microsoft-com:office:word" xmlns:w14="http://schemas.microsoft.com/office/word/2010/wordml" xmlns:w="http://schemas.openxmlformats.org/wordprocessingml/2006/main" xmlns:wne="http://schemas.microsoft.com/office/word/2006/wordml" xmlns:wp14="http://schemas.microsoft.com/office/word/2010/wordprocessingDrawing" xmlns:wp="http://schemas.openxmlformats.org/drawingml/2006/wordprocessingDrawing" xmlns:wpc="http://schemas.microsoft.com/office/word/2010/wordprocessingCanvas" xmlns:wpg="http://schemas.microsoft.com/office/word/2010/wordprocessingGroup" xmlns:wpi="http://schemas.microsoft.com/office/word/2010/wordprocessingInk" xmlns:wps="http://schemas.microsoft.com/office/word/2010/wordprocessingShape" mc:Ignorable="w14 wp14">
+  <w:p>
+    <w:pPr>
+      <w:pStyle w:val="Header"/>
+    </w:pPr>
+  </w:p>
+</w:hdr>
+</file>
+
+<file path=word/header2.xml><?xml version="1.0" encoding="utf-8"?>
+<w:hdr xmlns:m="http://schemas.openxmlformats.org/officeDocument/2006/math" xmlns:mc="http://schemas.openxmlformats.org/markup-compatibility/2006" xmlns:mo="http://schemas.microsoft.com/office/mac/office/2008/main" xmlns:mv="urn:schemas-microsoft-com:mac:vml" xmlns:o="urn:schemas-microsoft-com:office:office" xmlns:r="http://schemas.openxmlformats.org/officeDocument/2006/relationships" xmlns:v="urn:schemas-microsoft-com:vml" xmlns:w10="urn:schemas-microsoft-com:office:word" xmlns:w14="http://schemas.microsoft.com/office/word/2010/wordml" xmlns:w="http://schemas.openxmlformats.org/wordprocessingml/2006/main" xmlns:wne="http://schemas.microsoft.com/office/word/2006/wordml" xmlns:wp14="http://schemas.microsoft.com/office/word/2010/wordprocessingDrawing" xmlns:wp="http://schemas.openxmlformats.org/drawingml/2006/wordprocessingDrawing" xmlns:wpc="http://schemas.microsoft.com/office/word/2010/wordprocessingCanvas" xmlns:wpg="http://schemas.microsoft.com/office/word/2010/wordprocessingGroup" xmlns:wpi="http://schemas.microsoft.com/office/word/2010/wordprocessingInk" xmlns:wps="http://schemas.microsoft.com/office/word/2010/wordprocessingShape" mc:Ignorable="w14 wp14">
+  <w:p>
+    <w:pPr>
+      <w:pStyle w:val="Header"/>
+    </w:pPr>
+  </w:p>
+</w:hdr>
+</file>
+
+<file path=word/header3.xml><?xml version="1.0" encoding="utf-8"?>
+<w:hdr xmlns:m="http://schemas.openxmlformats.org/officeDocument/2006/math" xmlns:mc="http://schemas.openxmlformats.org/markup-compatibility/2006" xmlns:mo="http://schemas.microsoft.com/office/mac/office/2008/main" xmlns:mv="urn:schemas-microsoft-com:mac:vml" xmlns:o="urn:schemas-microsoft-com:office:office" xmlns:r="http://schemas.openxmlformats.org/officeDocument/2006/relationships" xmlns:v="urn:schemas-microsoft-com:vml" xmlns:w10="urn:schemas-microsoft-com:office:word" xmlns:w14="http://schemas.microsoft.com/office/word/2010/wordml" xmlns:w="http://schemas.openxmlformats.org/wordprocessingml/2006/main" xmlns:wne="http://schemas.microsoft.com/office/word/2006/wordml" xmlns:wp14="http://schemas.microsoft.com/office/word/2010/wordprocessingDrawing" xmlns:wp="http://schemas.openxmlformats.org/drawingml/2006/wordprocessingDrawing" xmlns:wpc="http://schemas.microsoft.com/office/word/2010/wordprocessingCanvas" xmlns:wpg="http://schemas.microsoft.com/office/word/2010/wordprocessingGroup" xmlns:wpi="http://schemas.microsoft.com/office/word/2010/wordprocessingInk" xmlns:wps="http://schemas.microsoft.com/office/word/2010/wordprocessingShape" mc:Ignorable="w14 wp14">
+  <w:p>
+    <w:pPr>
+      <w:pStyle w:val="Header"/>
+    </w:pPr>
+  </w:p>
+</w:hdr>
 </file>
 
 <file path=word/numbering.xml><?xml version="1.0" encoding="utf-8"?>

--- a/test_data/smlouva_gdpr_test_133_anon.docx
+++ b/test_data/smlouva_gdpr_test_133_anon.docx
@@ -342,7 +342,7 @@
     </w:p>
     <w:p>
       <w:r>
-        <w:t>2. VIN vozidla: WAUZZZ8V[[LICENSE_PLATE_3]]46</w:t>
+        <w:t>2. VIN vozidla: [[VIN_1]]</w:t>
       </w:r>
     </w:p>
     <w:p/>
